--- a/zaini_case_audit_output/outputs/word/documents/011_تقييم العيوطي للشركات.pdf.docx
+++ b/zaini_case_audit_output/outputs/word/documents/011_تقييم العيوطي للشركات.pdf.docx
@@ -91,7 +91,7 @@
           <w:b w:val="0"/>
           <w:i w:val="0"/>
         </w:rPr>
-        <w:t>[.تياباجيم 4.26 وحن يلصألا فلملا مجح .ريرقتلا مسج نم جارختسالل لباق يصن صن نود ،دنتسملا تاحفص ىلع تارملا تائم ةرركم "ينيز سابع نب دمحا نب هماسأ" مسا يه ةرركتم ةيئام ةمالع نم لماكلاب نوكتي (تاكرشلل يطويعلا مييقت) PDF فلم نم جرختسُملا ىوتحملا :ةظحالم]</w:t>
+        <w:t>[ملاحظة: المحتوى المُستخرج من ملف PDF (تقييم العيوطي للشركات) يتكون بالكامل من علامة مائية متكررة هي اسم "أسامه بن احمد بن عباس زيني" مكررة مئات المرات على صفحات المستند، دون نص نصي قابل للاستخراج من جسم التقرير. حجم الملف الأصلي نحو 4.26 ميجابايت.]</w:t>
       </w:r>
     </w:p>
     <w:p>
